--- a/Manuales/Informe_Desarrollo_[WIP].docx
+++ b/Manuales/Informe_Desarrollo_[WIP].docx
@@ -5,15 +5,52 @@
     <w:p>
       <w:pPr>
         <w:pStyle w:val="Ttulo1"/>
+        <w:rPr>
+          <w:color w:val="E97132" w:themeColor="accent2"/>
+        </w:rPr>
       </w:pPr>
       <w:r>
-        <w:t xml:space="preserve">MANUAL USUARIO – </w:t>
-      </w:r>
-      <w:r>
+        <w:rPr>
+          <w:color w:val="E97132" w:themeColor="accent2"/>
+        </w:rPr>
+        <w:t>INFORME DE DESARROLLO</w:t>
+      </w:r>
+      <w:r>
+        <w:rPr>
+          <w:color w:val="E97132" w:themeColor="accent2"/>
+        </w:rPr>
+        <w:t xml:space="preserve"> – </w:t>
+      </w:r>
+      <w:r>
+        <w:rPr>
+          <w:color w:val="E97132" w:themeColor="accent2"/>
+        </w:rPr>
         <w:t>PROYECTO</w:t>
       </w:r>
       <w:r>
-        <w:t xml:space="preserve"> #1</w:t>
+        <w:rPr>
+          <w:color w:val="E97132" w:themeColor="accent2"/>
+        </w:rPr>
+        <w:t xml:space="preserve"> #</w:t>
+      </w:r>
+      <w:r>
+        <w:rPr>
+          <w:color w:val="E97132" w:themeColor="accent2"/>
+        </w:rPr>
+        <w:t>2</w:t>
+      </w:r>
+    </w:p>
+    <w:p>
+      <w:pPr>
+        <w:rPr>
+          <w:color w:val="E97132" w:themeColor="accent2"/>
+        </w:rPr>
+      </w:pPr>
+      <w:r>
+        <w:rPr>
+          <w:color w:val="E97132" w:themeColor="accent2"/>
+        </w:rPr>
+        <w:t>KANBAN TASKCRIPT</w:t>
       </w:r>
     </w:p>
     <w:p>
@@ -40,64 +77,188 @@
     <w:p>
       <w:pPr>
         <w:pStyle w:val="Ttulo1"/>
+        <w:rPr>
+          <w:color w:val="E97132" w:themeColor="accent2"/>
+        </w:rPr>
       </w:pPr>
       <w:r>
+        <w:rPr>
+          <w:color w:val="E97132" w:themeColor="accent2"/>
+        </w:rPr>
         <w:t xml:space="preserve">Problema #1 como </w:t>
       </w:r>
       <w:r>
+        <w:rPr>
+          <w:color w:val="E97132" w:themeColor="accent2"/>
+        </w:rPr>
         <w:t>diablos empiezo:</w:t>
       </w:r>
     </w:p>
     <w:p>
       <w:r>
-        <w:t xml:space="preserve">Ya cuando el auxiliar nos brindo una plantilla para trabajar el problema era como diablos empezar, donde declarábamos estructuras al </w:t>
-      </w:r>
-      <w:proofErr w:type="gramStart"/>
-      <w:r>
-        <w:t>leer?.</w:t>
-      </w:r>
-      <w:proofErr w:type="gramEnd"/>
-      <w:r>
-        <w:t xml:space="preserve"> </w:t>
-      </w:r>
-      <w:proofErr w:type="gramStart"/>
-      <w:r>
-        <w:t>Donde declaramos para leer las etiquetas?</w:t>
-      </w:r>
-      <w:proofErr w:type="gramEnd"/>
-      <w:r>
-        <w:t xml:space="preserve"> Y demás preguntas</w:t>
+        <w:t xml:space="preserve">Para el proyecto, era muy similar al anterior solamente que implementando un </w:t>
+      </w:r>
+      <w:proofErr w:type="spellStart"/>
+      <w:r>
+        <w:t>parser</w:t>
+      </w:r>
+      <w:proofErr w:type="spellEnd"/>
+      <w:r>
+        <w:t xml:space="preserve"> en </w:t>
+      </w:r>
+      <w:proofErr w:type="spellStart"/>
+      <w:r>
+        <w:t>el</w:t>
+      </w:r>
+      <w:proofErr w:type="spellEnd"/>
+      <w:r>
+        <w:t xml:space="preserve"> lo cual era complicado al principio.</w:t>
       </w:r>
     </w:p>
     <w:p>
       <w:pPr>
-        <w:pStyle w:val="Ttulo2"/>
+        <w:pStyle w:val="Ttulo3"/>
+        <w:rPr>
+          <w:color w:val="E97132" w:themeColor="accent2"/>
+        </w:rPr>
       </w:pPr>
       <w:r>
         <w:rPr>
+          <w:color w:val="E97132" w:themeColor="accent2"/>
+        </w:rPr>
+        <w:t>SOLUCION:</w:t>
+      </w:r>
+    </w:p>
+    <w:p>
+      <w:r>
+        <w:rPr>
           <w:noProof/>
         </w:rPr>
+        <mc:AlternateContent>
+          <mc:Choice Requires="wps">
+            <w:drawing>
+              <wp:anchor distT="45720" distB="45720" distL="114300" distR="114300" simplePos="0" relativeHeight="251660288" behindDoc="0" locked="0" layoutInCell="1" allowOverlap="1" wp14:anchorId="62E92B3A" wp14:editId="3EDCDD62">
+                <wp:simplePos x="0" y="0"/>
+                <wp:positionH relativeFrom="column">
+                  <wp:posOffset>-466090</wp:posOffset>
+                </wp:positionH>
+                <wp:positionV relativeFrom="paragraph">
+                  <wp:posOffset>2788285</wp:posOffset>
+                </wp:positionV>
+                <wp:extent cx="6427470" cy="1404620"/>
+                <wp:effectExtent l="0" t="0" r="11430" b="10160"/>
+                <wp:wrapSquare wrapText="bothSides"/>
+                <wp:docPr id="217" name="Cuadro de texto 2"/>
+                <wp:cNvGraphicFramePr>
+                  <a:graphicFrameLocks xmlns:a="http://schemas.openxmlformats.org/drawingml/2006/main"/>
+                </wp:cNvGraphicFramePr>
+                <a:graphic xmlns:a="http://schemas.openxmlformats.org/drawingml/2006/main">
+                  <a:graphicData uri="http://schemas.microsoft.com/office/word/2010/wordprocessingShape">
+                    <wps:wsp>
+                      <wps:cNvSpPr txBox="1">
+                        <a:spLocks noChangeArrowheads="1"/>
+                      </wps:cNvSpPr>
+                      <wps:spPr bwMode="auto">
+                        <a:xfrm>
+                          <a:off x="0" y="0"/>
+                          <a:ext cx="6427470" cy="1404620"/>
+                        </a:xfrm>
+                        <a:prstGeom prst="rect">
+                          <a:avLst/>
+                        </a:prstGeom>
+                        <a:solidFill>
+                          <a:schemeClr val="accent2"/>
+                        </a:solidFill>
+                        <a:ln>
+                          <a:headEnd/>
+                          <a:tailEnd/>
+                        </a:ln>
+                      </wps:spPr>
+                      <wps:style>
+                        <a:lnRef idx="2">
+                          <a:schemeClr val="accent2"/>
+                        </a:lnRef>
+                        <a:fillRef idx="1">
+                          <a:schemeClr val="lt1"/>
+                        </a:fillRef>
+                        <a:effectRef idx="0">
+                          <a:schemeClr val="accent2"/>
+                        </a:effectRef>
+                        <a:fontRef idx="minor">
+                          <a:schemeClr val="dk1"/>
+                        </a:fontRef>
+                      </wps:style>
+                      <wps:txbx>
+                        <w:txbxContent>
+                          <w:p>
+                            <w:r>
+                              <w:t>REIMPLEMENTACION DE INTERFAZ POR MEDIO DE WIDGETS</w:t>
+                            </w:r>
+                          </w:p>
+                        </w:txbxContent>
+                      </wps:txbx>
+                      <wps:bodyPr rot="0" vert="horz" wrap="square" lIns="91440" tIns="45720" rIns="91440" bIns="45720" anchor="t" anchorCtr="0">
+                        <a:spAutoFit/>
+                      </wps:bodyPr>
+                    </wps:wsp>
+                  </a:graphicData>
+                </a:graphic>
+                <wp14:sizeRelH relativeFrom="margin">
+                  <wp14:pctWidth>0</wp14:pctWidth>
+                </wp14:sizeRelH>
+                <wp14:sizeRelV relativeFrom="margin">
+                  <wp14:pctHeight>20000</wp14:pctHeight>
+                </wp14:sizeRelV>
+              </wp:anchor>
+            </w:drawing>
+          </mc:Choice>
+          <mc:Fallback>
+            <w:pict>
+              <v:shapetype w14:anchorId="62E92B3A" id="_x0000_t202" coordsize="21600,21600" o:spt="202" path="m,l,21600r21600,l21600,xe">
+                <v:stroke joinstyle="miter"/>
+                <v:path gradientshapeok="t" o:connecttype="rect"/>
+              </v:shapetype>
+              <v:shape id="Cuadro de texto 2" o:spid="_x0000_s1026" type="#_x0000_t202" style="position:absolute;margin-left:-36.7pt;margin-top:219.55pt;width:506.1pt;height:110.6pt;z-index:251660288;visibility:visible;mso-wrap-style:square;mso-width-percent:0;mso-height-percent:200;mso-wrap-distance-left:9pt;mso-wrap-distance-top:3.6pt;mso-wrap-distance-right:9pt;mso-wrap-distance-bottom:3.6pt;mso-position-horizontal:absolute;mso-position-horizontal-relative:text;mso-position-vertical:absolute;mso-position-vertical-relative:text;mso-width-percent:0;mso-height-percent:200;mso-width-relative:margin;mso-height-relative:margin;v-text-anchor:top" o:gfxdata="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" fillcolor="#e97132 [3205]" strokecolor="#e97132 [3205]" strokeweight="1pt">
+                <v:textbox style="mso-fit-shape-to-text:t">
+                  <w:txbxContent>
+                    <w:p>
+                      <w:r>
+                        <w:t>REIMPLEMENTACION DE INTERFAZ POR MEDIO DE WIDGETS</w:t>
+                      </w:r>
+                    </w:p>
+                  </w:txbxContent>
+                </v:textbox>
+                <w10:wrap type="square"/>
+              </v:shape>
+            </w:pict>
+          </mc:Fallback>
+        </mc:AlternateContent>
+      </w:r>
+      <w:r>
+        <w:rPr>
+          <w:noProof/>
+        </w:rPr>
         <w:drawing>
-          <wp:anchor distT="0" distB="0" distL="114300" distR="114300" simplePos="0" relativeHeight="251658240" behindDoc="1" locked="0" layoutInCell="1" allowOverlap="1" wp14:anchorId="3B847015" wp14:editId="2B2D1600">
+          <wp:anchor distT="0" distB="0" distL="114300" distR="114300" simplePos="0" relativeHeight="251658240" behindDoc="1" locked="0" layoutInCell="1" allowOverlap="1" wp14:anchorId="0C00FFF6" wp14:editId="302C8973">
             <wp:simplePos x="0" y="0"/>
             <wp:positionH relativeFrom="column">
-              <wp:posOffset>269875</wp:posOffset>
+              <wp:posOffset>-465985</wp:posOffset>
             </wp:positionH>
             <wp:positionV relativeFrom="paragraph">
-              <wp:posOffset>27940</wp:posOffset>
+              <wp:posOffset>659130</wp:posOffset>
             </wp:positionV>
-            <wp:extent cx="4048125" cy="5620385"/>
-            <wp:effectExtent l="0" t="0" r="9525" b="0"/>
+            <wp:extent cx="6427470" cy="1968500"/>
+            <wp:effectExtent l="0" t="0" r="0" b="0"/>
             <wp:wrapTight wrapText="bothSides">
               <wp:wrapPolygon edited="0">
                 <wp:start x="0" y="0"/>
-                <wp:lineTo x="0" y="21524"/>
-                <wp:lineTo x="21549" y="21524"/>
-                <wp:lineTo x="21549" y="0"/>
+                <wp:lineTo x="0" y="21321"/>
+                <wp:lineTo x="21510" y="21321"/>
+                <wp:lineTo x="21510" y="0"/>
                 <wp:lineTo x="0" y="0"/>
               </wp:wrapPolygon>
             </wp:wrapTight>
-            <wp:docPr id="1408558326" name="Imagen 1"/>
+            <wp:docPr id="1555852381" name="Imagen 1"/>
             <wp:cNvGraphicFramePr>
               <a:graphicFrameLocks xmlns:a="http://schemas.openxmlformats.org/drawingml/2006/main" noChangeAspect="1"/>
             </wp:cNvGraphicFramePr>
@@ -105,7 +266,7 @@
               <a:graphicData uri="http://schemas.openxmlformats.org/drawingml/2006/picture">
                 <pic:pic xmlns:pic="http://schemas.openxmlformats.org/drawingml/2006/picture">
                   <pic:nvPicPr>
-                    <pic:cNvPr id="1408558326" name=""/>
+                    <pic:cNvPr id="1555852381" name=""/>
                     <pic:cNvPicPr/>
                   </pic:nvPicPr>
                   <pic:blipFill>
@@ -123,7 +284,7 @@
                   <pic:spPr>
                     <a:xfrm>
                       <a:off x="0" y="0"/>
-                      <a:ext cx="4048125" cy="5620385"/>
+                      <a:ext cx="6427470" cy="1968500"/>
                     </a:xfrm>
                     <a:prstGeom prst="rect">
                       <a:avLst/>
@@ -132,64 +293,161 @@
                 </pic:pic>
               </a:graphicData>
             </a:graphic>
+            <wp14:sizeRelH relativeFrom="margin">
+              <wp14:pctWidth>0</wp14:pctWidth>
+            </wp14:sizeRelH>
+            <wp14:sizeRelV relativeFrom="margin">
+              <wp14:pctHeight>0</wp14:pctHeight>
+            </wp14:sizeRelV>
           </wp:anchor>
         </w:drawing>
       </w:r>
       <w:r>
-        <w:t>solución:</w:t>
-      </w:r>
-    </w:p>
-    <w:p>
+        <w:t xml:space="preserve">Como es un proyecto muy similar al proyecto 1, se </w:t>
+      </w:r>
+      <w:proofErr w:type="spellStart"/>
+      <w:r>
+        <w:t>utilizo</w:t>
+      </w:r>
+      <w:proofErr w:type="spellEnd"/>
+      <w:r>
+        <w:t xml:space="preserve"> como base al proyecto anterior trasladando todo a Widgets de </w:t>
+      </w:r>
+      <w:proofErr w:type="spellStart"/>
+      <w:r>
+        <w:t>QTCreator</w:t>
+      </w:r>
+      <w:proofErr w:type="spellEnd"/>
+    </w:p>
+    <w:p>
+      <w:r>
+        <w:br w:type="page"/>
+      </w:r>
+    </w:p>
+    <w:p>
+      <w:pPr>
+        <w:pStyle w:val="Ttulo1"/>
+        <w:rPr>
+          <w:color w:val="E97132" w:themeColor="accent2"/>
+        </w:rPr>
+      </w:pPr>
+      <w:r>
+        <w:rPr>
+          <w:color w:val="E97132" w:themeColor="accent2"/>
+        </w:rPr>
+        <w:lastRenderedPageBreak/>
+        <w:t>Problema #</w:t>
+      </w:r>
+      <w:r>
+        <w:rPr>
+          <w:color w:val="E97132" w:themeColor="accent2"/>
+        </w:rPr>
+        <w:t>2</w:t>
+      </w:r>
+      <w:r>
+        <w:rPr>
+          <w:color w:val="E97132" w:themeColor="accent2"/>
+        </w:rPr>
+        <w:t xml:space="preserve"> </w:t>
+      </w:r>
+      <w:proofErr w:type="spellStart"/>
+      <w:r>
+        <w:rPr>
+          <w:color w:val="E97132" w:themeColor="accent2"/>
+        </w:rPr>
+        <w:t>Implementacion</w:t>
+      </w:r>
+      <w:proofErr w:type="spellEnd"/>
+      <w:r>
+        <w:rPr>
+          <w:color w:val="E97132" w:themeColor="accent2"/>
+        </w:rPr>
+        <w:t xml:space="preserve"> de </w:t>
+      </w:r>
+      <w:proofErr w:type="spellStart"/>
+      <w:r>
+        <w:rPr>
+          <w:color w:val="E97132" w:themeColor="accent2"/>
+        </w:rPr>
+        <w:t>Parser</w:t>
+      </w:r>
+      <w:proofErr w:type="spellEnd"/>
+      <w:r>
+        <w:rPr>
+          <w:color w:val="E97132" w:themeColor="accent2"/>
+        </w:rPr>
+        <w:t xml:space="preserve"> para </w:t>
+      </w:r>
+      <w:proofErr w:type="spellStart"/>
+      <w:r>
+        <w:rPr>
+          <w:color w:val="E97132" w:themeColor="accent2"/>
+        </w:rPr>
+        <w:t>Analisis</w:t>
+      </w:r>
+      <w:proofErr w:type="spellEnd"/>
+      <w:r>
+        <w:rPr>
+          <w:color w:val="E97132" w:themeColor="accent2"/>
+        </w:rPr>
+        <w:t xml:space="preserve"> </w:t>
+      </w:r>
+      <w:proofErr w:type="spellStart"/>
+      <w:r>
+        <w:rPr>
+          <w:color w:val="E97132" w:themeColor="accent2"/>
+        </w:rPr>
+        <w:t>Sintactico</w:t>
+      </w:r>
+      <w:proofErr w:type="spellEnd"/>
+      <w:r>
+        <w:rPr>
+          <w:color w:val="E97132" w:themeColor="accent2"/>
+        </w:rPr>
+        <w:t>:</w:t>
+      </w:r>
+    </w:p>
+    <w:p>
+      <w:r>
+        <w:t xml:space="preserve">Para el proyecto, era muy similar al anterior </w:t>
+      </w:r>
+      <w:r>
+        <w:t xml:space="preserve">incluso utilizando </w:t>
+      </w:r>
+      <w:proofErr w:type="spellStart"/>
+      <w:r>
+        <w:t>tokenizacion</w:t>
+      </w:r>
+      <w:proofErr w:type="spellEnd"/>
+      <w:r>
+        <w:t xml:space="preserve"> y similar la pregunta era como podía relacionar lo que ya </w:t>
+      </w:r>
+      <w:proofErr w:type="spellStart"/>
+      <w:r>
+        <w:t>tenia</w:t>
+      </w:r>
+      <w:proofErr w:type="spellEnd"/>
+      <w:r>
+        <w:t xml:space="preserve"> para algo nuevo. </w:t>
+      </w:r>
       <w:proofErr w:type="gramStart"/>
       <w:r>
-        <w:t>Los  Archivos</w:t>
+        <w:t>Donde comienzo?</w:t>
       </w:r>
       <w:proofErr w:type="gramEnd"/>
-      <w:r>
-        <w:t xml:space="preserve"> </w:t>
-      </w:r>
-      <w:proofErr w:type="spellStart"/>
-      <w:r>
-        <w:t>header</w:t>
-      </w:r>
-      <w:proofErr w:type="spellEnd"/>
-      <w:r>
-        <w:t xml:space="preserve"> (.h) son muy </w:t>
-      </w:r>
-      <w:proofErr w:type="spellStart"/>
-      <w:r>
-        <w:t>Utiles</w:t>
-      </w:r>
-      <w:proofErr w:type="spellEnd"/>
-      <w:r>
-        <w:t xml:space="preserve">, ya que se declara que se </w:t>
-      </w:r>
-      <w:proofErr w:type="gramStart"/>
-      <w:r>
-        <w:t>existen</w:t>
-      </w:r>
-      <w:proofErr w:type="gramEnd"/>
-      <w:r>
-        <w:t xml:space="preserve"> pero no se declaran o especifica su funcionalidad. Solo hacen saber al programa que existen. </w:t>
-      </w:r>
-      <w:proofErr w:type="spellStart"/>
-      <w:r>
-        <w:t>Sirvio</w:t>
-      </w:r>
-      <w:proofErr w:type="spellEnd"/>
-      <w:r>
-        <w:t xml:space="preserve"> un montón para declarar las estructuras, Vectores a utilizar, Funciones que leen esos vectores y archivos, </w:t>
-      </w:r>
-      <w:proofErr w:type="gramStart"/>
-      <w:r>
-        <w:t>etc..</w:t>
-      </w:r>
-      <w:proofErr w:type="gramEnd"/>
-    </w:p>
-    <w:p/>
-    <w:p>
-      <w:r>
-        <w:br w:type="page"/>
+    </w:p>
+    <w:p>
+      <w:pPr>
+        <w:pStyle w:val="Ttulo3"/>
+        <w:rPr>
+          <w:color w:val="E97132" w:themeColor="accent2"/>
+        </w:rPr>
+      </w:pPr>
+      <w:r>
+        <w:rPr>
+          <w:color w:val="E97132" w:themeColor="accent2"/>
+        </w:rPr>
+        <w:t>SOLUCION:</w:t>
       </w:r>
     </w:p>
     <w:p>
@@ -197,28 +455,41 @@
         <w:rPr>
           <w:noProof/>
         </w:rPr>
-        <w:lastRenderedPageBreak/>
+        <w:t>En TOKENIZE se agrego una sintaxis para el parseoel cual registra el inicio, luego se llama a CONSUME PARA REALIZAR la produccion para cada parte del programa, el cual requiere que el TokenEsperado Sea el identico al actual que se esta recorriendo</w:t>
+      </w:r>
+    </w:p>
+    <w:p>
+      <w:pPr>
+        <w:pStyle w:val="Ttulo1"/>
+        <w:rPr>
+          <w:color w:val="E97132" w:themeColor="accent2"/>
+        </w:rPr>
+      </w:pPr>
+      <w:r>
+        <w:rPr>
+          <w:noProof/>
+        </w:rPr>
         <w:drawing>
-          <wp:anchor distT="0" distB="0" distL="114300" distR="114300" simplePos="0" relativeHeight="251659264" behindDoc="1" locked="0" layoutInCell="1" allowOverlap="1" wp14:anchorId="51DBE5F7" wp14:editId="2CD44670">
+          <wp:anchor distT="0" distB="0" distL="114300" distR="114300" simplePos="0" relativeHeight="251667456" behindDoc="1" locked="0" layoutInCell="1" allowOverlap="1" wp14:anchorId="5D91BEB0" wp14:editId="58BD4805">
             <wp:simplePos x="0" y="0"/>
             <wp:positionH relativeFrom="column">
-              <wp:posOffset>-775335</wp:posOffset>
+              <wp:posOffset>-795655</wp:posOffset>
             </wp:positionH>
             <wp:positionV relativeFrom="paragraph">
-              <wp:posOffset>171450</wp:posOffset>
+              <wp:posOffset>3105282</wp:posOffset>
             </wp:positionV>
-            <wp:extent cx="6507480" cy="7639050"/>
-            <wp:effectExtent l="0" t="0" r="7620" b="0"/>
+            <wp:extent cx="7035165" cy="2754630"/>
+            <wp:effectExtent l="0" t="0" r="0" b="7620"/>
             <wp:wrapTight wrapText="bothSides">
               <wp:wrapPolygon edited="0">
                 <wp:start x="0" y="0"/>
-                <wp:lineTo x="0" y="21546"/>
-                <wp:lineTo x="21562" y="21546"/>
-                <wp:lineTo x="21562" y="0"/>
+                <wp:lineTo x="0" y="21510"/>
+                <wp:lineTo x="21524" y="21510"/>
+                <wp:lineTo x="21524" y="0"/>
                 <wp:lineTo x="0" y="0"/>
               </wp:wrapPolygon>
             </wp:wrapTight>
-            <wp:docPr id="1772895913" name="Imagen 1"/>
+            <wp:docPr id="1909346918" name="Imagen 1"/>
             <wp:cNvGraphicFramePr>
               <a:graphicFrameLocks xmlns:a="http://schemas.openxmlformats.org/drawingml/2006/main" noChangeAspect="1"/>
             </wp:cNvGraphicFramePr>
@@ -226,7 +497,7 @@
               <a:graphicData uri="http://schemas.openxmlformats.org/drawingml/2006/picture">
                 <pic:pic xmlns:pic="http://schemas.openxmlformats.org/drawingml/2006/picture">
                   <pic:nvPicPr>
-                    <pic:cNvPr id="1772895913" name=""/>
+                    <pic:cNvPr id="1909346918" name=""/>
                     <pic:cNvPicPr/>
                   </pic:nvPicPr>
                   <pic:blipFill>
@@ -244,7 +515,7 @@
                   <pic:spPr>
                     <a:xfrm>
                       <a:off x="0" y="0"/>
-                      <a:ext cx="6507480" cy="7639050"/>
+                      <a:ext cx="7035165" cy="2754630"/>
                     </a:xfrm>
                     <a:prstGeom prst="rect">
                       <a:avLst/>
@@ -262,111 +533,31 @@
           </wp:anchor>
         </w:drawing>
       </w:r>
-    </w:p>
-    <w:p>
-      <w:r>
-        <w:br w:type="page"/>
-      </w:r>
-    </w:p>
-    <w:p>
-      <w:pPr>
-        <w:pStyle w:val="Ttulo1"/>
-      </w:pPr>
-      <w:r>
-        <w:lastRenderedPageBreak/>
-        <w:t>Problema #</w:t>
-      </w:r>
-      <w:r>
-        <w:t>2</w:t>
-      </w:r>
-      <w:r>
-        <w:t xml:space="preserve"> </w:t>
-      </w:r>
-      <w:r>
-        <w:t>Como diablos leo el contenido y lo asigno a su estructura?:</w:t>
-      </w:r>
-    </w:p>
-    <w:p>
-      <w:r>
-        <w:t xml:space="preserve">Para la lectura debía utilizar las funciones </w:t>
-      </w:r>
-      <w:proofErr w:type="gramStart"/>
-      <w:r>
-        <w:t>brindadas</w:t>
-      </w:r>
-      <w:proofErr w:type="gramEnd"/>
-      <w:r>
-        <w:t xml:space="preserve"> pero para los específicos eran bastante complicados y por cual empezar.</w:t>
-      </w:r>
-    </w:p>
-    <w:p>
-      <w:pPr>
-        <w:pStyle w:val="Ttulo2"/>
-      </w:pPr>
-      <w:r>
-        <w:t>solución:</w:t>
-      </w:r>
-    </w:p>
-    <w:p>
-      <w:r>
-        <w:t xml:space="preserve">Por medio de funciones declaradas en </w:t>
-      </w:r>
-      <w:proofErr w:type="spellStart"/>
-      <w:r>
-        <w:t>lexicalAnalyzer</w:t>
-      </w:r>
-      <w:proofErr w:type="spellEnd"/>
-      <w:r>
-        <w:t xml:space="preserve"> se implementaron en el archivo .h y .</w:t>
-      </w:r>
-      <w:proofErr w:type="spellStart"/>
-      <w:r>
-        <w:t>cpp</w:t>
-      </w:r>
-      <w:proofErr w:type="spellEnd"/>
-      <w:r>
-        <w:t xml:space="preserve"> para utilización, Implementando una función de </w:t>
-      </w:r>
-      <w:proofErr w:type="gramStart"/>
-      <w:r>
-        <w:t>Registrar,,,</w:t>
-      </w:r>
-      <w:proofErr w:type="gramEnd"/>
-      <w:r>
-        <w:t xml:space="preserve"> para cada componente importante del </w:t>
-      </w:r>
-      <w:proofErr w:type="spellStart"/>
-      <w:r>
-        <w:t>proyectom</w:t>
-      </w:r>
-      <w:proofErr w:type="spellEnd"/>
-      <w:r>
-        <w:t xml:space="preserve"> extrayendo los tokens generados y leyéndolos según como este estructurado el archivo.</w:t>
-      </w:r>
-    </w:p>
-    <w:p>
-      <w:r>
+      <w:r>
+        <w:rPr>
+          <w:noProof/>
+        </w:rPr>
         <w:drawing>
-          <wp:anchor distT="0" distB="0" distL="114300" distR="114300" simplePos="0" relativeHeight="251661312" behindDoc="1" locked="0" layoutInCell="1" allowOverlap="1" wp14:anchorId="3517F202" wp14:editId="1C157911">
+          <wp:anchor distT="0" distB="0" distL="114300" distR="114300" simplePos="0" relativeHeight="251666432" behindDoc="1" locked="0" layoutInCell="1" allowOverlap="1" wp14:anchorId="5A26B66F" wp14:editId="1726586D">
             <wp:simplePos x="0" y="0"/>
             <wp:positionH relativeFrom="column">
-              <wp:posOffset>78740</wp:posOffset>
+              <wp:posOffset>-2540</wp:posOffset>
             </wp:positionH>
             <wp:positionV relativeFrom="paragraph">
-              <wp:posOffset>142875</wp:posOffset>
+              <wp:posOffset>15875</wp:posOffset>
             </wp:positionV>
-            <wp:extent cx="4763135" cy="714375"/>
-            <wp:effectExtent l="0" t="0" r="0" b="9525"/>
+            <wp:extent cx="4904740" cy="2933065"/>
+            <wp:effectExtent l="0" t="0" r="0" b="635"/>
             <wp:wrapTight wrapText="bothSides">
               <wp:wrapPolygon edited="0">
                 <wp:start x="0" y="0"/>
-                <wp:lineTo x="0" y="21312"/>
-                <wp:lineTo x="21511" y="21312"/>
-                <wp:lineTo x="21511" y="0"/>
+                <wp:lineTo x="0" y="21464"/>
+                <wp:lineTo x="21477" y="21464"/>
+                <wp:lineTo x="21477" y="0"/>
                 <wp:lineTo x="0" y="0"/>
               </wp:wrapPolygon>
             </wp:wrapTight>
-            <wp:docPr id="642821926" name="Imagen 1"/>
+            <wp:docPr id="1713947721" name="Imagen 1"/>
             <wp:cNvGraphicFramePr>
               <a:graphicFrameLocks xmlns:a="http://schemas.openxmlformats.org/drawingml/2006/main" noChangeAspect="1"/>
             </wp:cNvGraphicFramePr>
@@ -374,7 +565,7 @@
               <a:graphicData uri="http://schemas.openxmlformats.org/drawingml/2006/picture">
                 <pic:pic xmlns:pic="http://schemas.openxmlformats.org/drawingml/2006/picture">
                   <pic:nvPicPr>
-                    <pic:cNvPr id="642821926" name=""/>
+                    <pic:cNvPr id="1713947721" name=""/>
                     <pic:cNvPicPr/>
                   </pic:nvPicPr>
                   <pic:blipFill>
@@ -392,7 +583,7 @@
                   <pic:spPr>
                     <a:xfrm>
                       <a:off x="0" y="0"/>
-                      <a:ext cx="4763135" cy="714375"/>
+                      <a:ext cx="4904740" cy="2933065"/>
                     </a:xfrm>
                     <a:prstGeom prst="rect">
                       <a:avLst/>
@@ -404,31 +595,117 @@
           </wp:anchor>
         </w:drawing>
       </w:r>
-    </w:p>
-    <w:p/>
+      <w:r>
+        <w:br w:type="page"/>
+      </w:r>
+      <w:r>
+        <w:rPr>
+          <w:color w:val="E97132" w:themeColor="accent2"/>
+        </w:rPr>
+        <w:lastRenderedPageBreak/>
+        <w:t>Problema #</w:t>
+      </w:r>
+      <w:r>
+        <w:rPr>
+          <w:color w:val="E97132" w:themeColor="accent2"/>
+        </w:rPr>
+        <w:t>3</w:t>
+      </w:r>
+      <w:r>
+        <w:rPr>
+          <w:color w:val="E97132" w:themeColor="accent2"/>
+        </w:rPr>
+        <w:t xml:space="preserve"> </w:t>
+      </w:r>
+      <w:r>
+        <w:rPr>
+          <w:color w:val="E97132" w:themeColor="accent2"/>
+        </w:rPr>
+        <w:t>Implementar pestaña de Tablas</w:t>
+      </w:r>
+    </w:p>
+    <w:p>
+      <w:r>
+        <w:t>Para mantener una interfaz compacta se buscaba juntar todas las tablas en una sola pestaña la cual contendría las 3</w:t>
+      </w:r>
+      <w:r>
+        <w:t xml:space="preserve"> </w:t>
+      </w:r>
+      <w:r>
+        <w:t xml:space="preserve">tablas </w:t>
+      </w:r>
+      <w:proofErr w:type="gramStart"/>
+      <w:r>
+        <w:t>para  tokens</w:t>
+      </w:r>
+      <w:proofErr w:type="gramEnd"/>
+      <w:r>
+        <w:t xml:space="preserve">, errores léxicos y </w:t>
+      </w:r>
+      <w:proofErr w:type="spellStart"/>
+      <w:r>
+        <w:t>Sintacticos</w:t>
+      </w:r>
+      <w:proofErr w:type="spellEnd"/>
+      <w:r>
+        <w:t xml:space="preserve"> (Por separado) sabiendo que en el código anterior era escrito a código era muy confuso buscar una alternativa en Widgets</w:t>
+      </w:r>
+    </w:p>
+    <w:p>
+      <w:pPr>
+        <w:pStyle w:val="Ttulo3"/>
+        <w:rPr>
+          <w:color w:val="E97132" w:themeColor="accent2"/>
+        </w:rPr>
+      </w:pPr>
+      <w:r>
+        <w:rPr>
+          <w:color w:val="E97132" w:themeColor="accent2"/>
+        </w:rPr>
+        <w:t>SOLUCION:</w:t>
+      </w:r>
+    </w:p>
+    <w:p>
+      <w:r>
+        <w:t xml:space="preserve">Por medio de Un </w:t>
+      </w:r>
+      <w:proofErr w:type="spellStart"/>
+      <w:r>
+        <w:t>QTabWidgets</w:t>
+      </w:r>
+      <w:proofErr w:type="spellEnd"/>
+      <w:r>
+        <w:t xml:space="preserve"> se logro implementar las 3 tablas por pestañas, además de ser mas flexible al tratar de acomodar las tablas y </w:t>
+      </w:r>
+      <w:proofErr w:type="spellStart"/>
+      <w:r>
+        <w:t>contenedors</w:t>
+      </w:r>
+      <w:proofErr w:type="spellEnd"/>
+    </w:p>
     <w:p>
       <w:r>
         <w:drawing>
-          <wp:anchor distT="0" distB="0" distL="114300" distR="114300" simplePos="0" relativeHeight="251662336" behindDoc="1" locked="0" layoutInCell="1" allowOverlap="1" wp14:anchorId="7A956659" wp14:editId="14831845">
+          <wp:anchor distT="0" distB="0" distL="114300" distR="114300" simplePos="0" relativeHeight="251668480" behindDoc="1" locked="0" layoutInCell="1" allowOverlap="1" wp14:anchorId="5DBE8FB0" wp14:editId="4F98DD6F">
             <wp:simplePos x="0" y="0"/>
             <wp:positionH relativeFrom="column">
-              <wp:posOffset>-432435</wp:posOffset>
+              <wp:posOffset>-384677</wp:posOffset>
             </wp:positionH>
             <wp:positionV relativeFrom="paragraph">
-              <wp:posOffset>648970</wp:posOffset>
+              <wp:posOffset>533533</wp:posOffset>
             </wp:positionV>
-            <wp:extent cx="5612130" cy="3832225"/>
-            <wp:effectExtent l="0" t="0" r="7620" b="0"/>
+            <wp:extent cx="6506845" cy="3534410"/>
+            <wp:effectExtent l="0" t="0" r="8255" b="8890"/>
             <wp:wrapTight wrapText="bothSides">
               <wp:wrapPolygon edited="0">
                 <wp:start x="0" y="0"/>
-                <wp:lineTo x="0" y="21475"/>
-                <wp:lineTo x="21556" y="21475"/>
-                <wp:lineTo x="21556" y="0"/>
+                <wp:lineTo x="0" y="21538"/>
+                <wp:lineTo x="21564" y="21538"/>
+                <wp:lineTo x="21564" y="0"/>
                 <wp:lineTo x="0" y="0"/>
               </wp:wrapPolygon>
             </wp:wrapTight>
-            <wp:docPr id="1257213987" name="Imagen 1"/>
+            <wp:docPr id="1810894557" name="Imagen 1"/>
             <wp:cNvGraphicFramePr>
               <a:graphicFrameLocks xmlns:a="http://schemas.openxmlformats.org/drawingml/2006/main" noChangeAspect="1"/>
             </wp:cNvGraphicFramePr>
@@ -436,7 +713,7 @@
               <a:graphicData uri="http://schemas.openxmlformats.org/drawingml/2006/picture">
                 <pic:pic xmlns:pic="http://schemas.openxmlformats.org/drawingml/2006/picture">
                   <pic:nvPicPr>
-                    <pic:cNvPr id="1257213987" name=""/>
+                    <pic:cNvPr id="1810894557" name=""/>
                     <pic:cNvPicPr/>
                   </pic:nvPicPr>
                   <pic:blipFill>
@@ -454,69 +731,7 @@
                   <pic:spPr>
                     <a:xfrm>
                       <a:off x="0" y="0"/>
-                      <a:ext cx="5612130" cy="3832225"/>
-                    </a:xfrm>
-                    <a:prstGeom prst="rect">
-                      <a:avLst/>
-                    </a:prstGeom>
-                  </pic:spPr>
-                </pic:pic>
-              </a:graphicData>
-            </a:graphic>
-          </wp:anchor>
-        </w:drawing>
-      </w:r>
-    </w:p>
-    <w:p>
-      <w:r>
-        <w:lastRenderedPageBreak/>
-        <w:drawing>
-          <wp:anchor distT="0" distB="0" distL="114300" distR="114300" simplePos="0" relativeHeight="251660288" behindDoc="1" locked="0" layoutInCell="1" allowOverlap="1" wp14:anchorId="551D2CDC" wp14:editId="785C5247">
-            <wp:simplePos x="0" y="0"/>
-            <wp:positionH relativeFrom="column">
-              <wp:posOffset>-699135</wp:posOffset>
-            </wp:positionH>
-            <wp:positionV relativeFrom="paragraph">
-              <wp:posOffset>0</wp:posOffset>
-            </wp:positionV>
-            <wp:extent cx="6692900" cy="7353300"/>
-            <wp:effectExtent l="0" t="0" r="0" b="0"/>
-            <wp:wrapTight wrapText="bothSides">
-              <wp:wrapPolygon edited="0">
-                <wp:start x="0" y="0"/>
-                <wp:lineTo x="0" y="21544"/>
-                <wp:lineTo x="21518" y="21544"/>
-                <wp:lineTo x="21518" y="0"/>
-                <wp:lineTo x="0" y="0"/>
-              </wp:wrapPolygon>
-            </wp:wrapTight>
-            <wp:docPr id="296163663" name="Imagen 1"/>
-            <wp:cNvGraphicFramePr>
-              <a:graphicFrameLocks xmlns:a="http://schemas.openxmlformats.org/drawingml/2006/main" noChangeAspect="1"/>
-            </wp:cNvGraphicFramePr>
-            <a:graphic xmlns:a="http://schemas.openxmlformats.org/drawingml/2006/main">
-              <a:graphicData uri="http://schemas.openxmlformats.org/drawingml/2006/picture">
-                <pic:pic xmlns:pic="http://schemas.openxmlformats.org/drawingml/2006/picture">
-                  <pic:nvPicPr>
-                    <pic:cNvPr id="296163663" name=""/>
-                    <pic:cNvPicPr/>
-                  </pic:nvPicPr>
-                  <pic:blipFill>
-                    <a:blip r:embed="rId8">
-                      <a:extLst>
-                        <a:ext uri="{28A0092B-C50C-407E-A947-70E740481C1C}">
-                          <a14:useLocalDpi xmlns:a14="http://schemas.microsoft.com/office/drawing/2010/main" val="0"/>
-                        </a:ext>
-                      </a:extLst>
-                    </a:blip>
-                    <a:stretch>
-                      <a:fillRect/>
-                    </a:stretch>
-                  </pic:blipFill>
-                  <pic:spPr>
-                    <a:xfrm>
-                      <a:off x="0" y="0"/>
-                      <a:ext cx="6692900" cy="7353300"/>
+                      <a:ext cx="6506845" cy="3534410"/>
                     </a:xfrm>
                     <a:prstGeom prst="rect">
                       <a:avLst/>
@@ -536,67 +751,223 @@
       </w:r>
     </w:p>
     <w:p>
-      <w:r>
-        <w:br w:type="page"/>
-      </w:r>
-    </w:p>
-    <w:p>
       <w:pPr>
         <w:pStyle w:val="Ttulo1"/>
+        <w:rPr>
+          <w:color w:val="E97132" w:themeColor="accent2"/>
+        </w:rPr>
       </w:pPr>
       <w:r>
+        <w:rPr>
+          <w:color w:val="E97132" w:themeColor="accent2"/>
+        </w:rPr>
+        <w:t>Problema #</w:t>
+      </w:r>
+      <w:r>
+        <w:rPr>
+          <w:color w:val="E97132" w:themeColor="accent2"/>
+        </w:rPr>
+        <w:t>4</w:t>
+      </w:r>
+      <w:r>
+        <w:rPr>
+          <w:color w:val="E97132" w:themeColor="accent2"/>
+        </w:rPr>
+        <w:t xml:space="preserve"> </w:t>
+      </w:r>
+      <w:proofErr w:type="spellStart"/>
+      <w:r>
+        <w:rPr>
+          <w:color w:val="E97132" w:themeColor="accent2"/>
+        </w:rPr>
+        <w:t>Generacion</w:t>
+      </w:r>
+      <w:proofErr w:type="spellEnd"/>
+      <w:r>
+        <w:rPr>
+          <w:color w:val="E97132" w:themeColor="accent2"/>
+        </w:rPr>
+        <w:t xml:space="preserve"> de Reportes de Carga por persona y Errores </w:t>
+      </w:r>
+      <w:proofErr w:type="spellStart"/>
+      <w:r>
+        <w:rPr>
+          <w:color w:val="E97132" w:themeColor="accent2"/>
+        </w:rPr>
+        <w:t>Lexicos</w:t>
+      </w:r>
+      <w:proofErr w:type="spellEnd"/>
+      <w:r>
+        <w:rPr>
+          <w:color w:val="E97132" w:themeColor="accent2"/>
+        </w:rPr>
+        <w:t xml:space="preserve"> y </w:t>
+      </w:r>
+      <w:proofErr w:type="spellStart"/>
+      <w:r>
+        <w:rPr>
+          <w:color w:val="E97132" w:themeColor="accent2"/>
+        </w:rPr>
+        <w:t>Sintacticos</w:t>
+      </w:r>
+      <w:proofErr w:type="spellEnd"/>
+    </w:p>
+    <w:p>
+      <w:r>
+        <w:t>Para la generación de reportes se necesitaba buscar una forma de imprimirlos por PDF.</w:t>
+      </w:r>
+    </w:p>
+    <w:p>
+      <w:pPr>
+        <w:pStyle w:val="Ttulo3"/>
+        <w:rPr>
+          <w:color w:val="E97132" w:themeColor="accent2"/>
+        </w:rPr>
+      </w:pPr>
+      <w:r>
+        <w:rPr>
+          <w:color w:val="E97132" w:themeColor="accent2"/>
+        </w:rPr>
+        <w:t>SOLUCION:</w:t>
+      </w:r>
+    </w:p>
+    <w:p>
+      <w:r>
+        <w:t xml:space="preserve">Como se utilizo el proyecto anterior como base no hubo mucha necesidad de cambiar la forma de como se generaban los </w:t>
+      </w:r>
+      <w:proofErr w:type="gramStart"/>
+      <w:r>
+        <w:t>reportes ,simplemente</w:t>
+      </w:r>
+      <w:proofErr w:type="gramEnd"/>
+      <w:r>
+        <w:t xml:space="preserve"> se modifico la estructura para cada uno</w:t>
+      </w:r>
+    </w:p>
+    <w:p>
+      <w:pPr>
+        <w:pStyle w:val="Ttulo1"/>
+        <w:rPr>
+          <w:color w:val="E97132" w:themeColor="accent2"/>
+        </w:rPr>
+      </w:pPr>
+      <w:r>
+        <w:rPr>
+          <w:color w:val="E97132" w:themeColor="accent2"/>
+        </w:rPr>
         <w:lastRenderedPageBreak/>
         <w:t>Problema #</w:t>
       </w:r>
       <w:r>
-        <w:t>3</w:t>
-      </w:r>
-      <w:r>
+        <w:rPr>
+          <w:color w:val="E97132" w:themeColor="accent2"/>
+        </w:rPr>
+        <w:t>5</w:t>
+      </w:r>
+      <w:r>
+        <w:rPr>
+          <w:color w:val="E97132" w:themeColor="accent2"/>
+        </w:rPr>
         <w:t xml:space="preserve"> </w:t>
       </w:r>
-      <w:r>
-        <w:t xml:space="preserve">Como </w:t>
-      </w:r>
-      <w:r>
-        <w:t>Implementar la generación de Archivos HTML</w:t>
-      </w:r>
-    </w:p>
-    <w:p>
-      <w:r>
-        <w:t>El principal problema para esta sección era como generar un archivo HTML que pudiera iterar el contenido almacenado en los vectores y generar el archivo en si</w:t>
+      <w:proofErr w:type="spellStart"/>
+      <w:r>
+        <w:rPr>
+          <w:color w:val="E97132" w:themeColor="accent2"/>
+        </w:rPr>
+        <w:t>Generacion</w:t>
+      </w:r>
+      <w:proofErr w:type="spellEnd"/>
+      <w:r>
+        <w:rPr>
+          <w:color w:val="E97132" w:themeColor="accent2"/>
+        </w:rPr>
+        <w:t xml:space="preserve"> de Reporte</w:t>
+      </w:r>
+      <w:r>
+        <w:rPr>
+          <w:color w:val="E97132" w:themeColor="accent2"/>
+        </w:rPr>
+        <w:t xml:space="preserve"> </w:t>
+      </w:r>
+      <w:proofErr w:type="spellStart"/>
+      <w:r>
+        <w:rPr>
+          <w:color w:val="E97132" w:themeColor="accent2"/>
+        </w:rPr>
+        <w:t>KanBan</w:t>
+      </w:r>
+      <w:proofErr w:type="spellEnd"/>
+    </w:p>
+    <w:p>
+      <w:r>
+        <w:t xml:space="preserve">Como el </w:t>
+      </w:r>
+      <w:proofErr w:type="spellStart"/>
+      <w:r>
+        <w:t>Unico</w:t>
+      </w:r>
+      <w:proofErr w:type="spellEnd"/>
+      <w:r>
+        <w:t xml:space="preserve"> Reporte que cambiaba su metodología de utilizar Tablas era el del Reporte KANBAN Tenia que buscar una alternativa parecida a la que era </w:t>
+      </w:r>
+      <w:proofErr w:type="spellStart"/>
+      <w:r>
+        <w:t>rrequerida</w:t>
+      </w:r>
+      <w:proofErr w:type="spellEnd"/>
+      <w:r>
+        <w:t xml:space="preserve"> en el </w:t>
+      </w:r>
+      <w:proofErr w:type="spellStart"/>
+      <w:r>
+        <w:t>pdf</w:t>
+      </w:r>
+      <w:proofErr w:type="spellEnd"/>
+      <w:r>
+        <w:t xml:space="preserve"> del proyecto 2, por lo cual tuve que buscar una opción para no utilizar tablas.</w:t>
       </w:r>
     </w:p>
     <w:p>
       <w:pPr>
-        <w:pStyle w:val="Ttulo2"/>
+        <w:pStyle w:val="Ttulo3"/>
+        <w:rPr>
+          <w:color w:val="E97132" w:themeColor="accent2"/>
+        </w:rPr>
       </w:pPr>
       <w:r>
-        <w:t>solución:</w:t>
-      </w:r>
-    </w:p>
-    <w:p>
-      <w:r>
+        <w:rPr>
+          <w:color w:val="E97132" w:themeColor="accent2"/>
+        </w:rPr>
+        <w:t>SOLUCION:</w:t>
+      </w:r>
+    </w:p>
+    <w:p>
+      <w:r>
+        <w:rPr>
+          <w:noProof/>
+        </w:rPr>
         <w:drawing>
-          <wp:anchor distT="0" distB="0" distL="114300" distR="114300" simplePos="0" relativeHeight="251663360" behindDoc="1" locked="0" layoutInCell="1" allowOverlap="1" wp14:anchorId="1A21561E" wp14:editId="591E63CA">
+          <wp:anchor distT="0" distB="0" distL="114300" distR="114300" simplePos="0" relativeHeight="251669504" behindDoc="1" locked="0" layoutInCell="1" allowOverlap="1" wp14:anchorId="5E9FFB0E" wp14:editId="67089281">
             <wp:simplePos x="0" y="0"/>
             <wp:positionH relativeFrom="column">
-              <wp:posOffset>66315</wp:posOffset>
+              <wp:posOffset>-742571</wp:posOffset>
             </wp:positionH>
             <wp:positionV relativeFrom="paragraph">
-              <wp:posOffset>457200</wp:posOffset>
+              <wp:posOffset>942207</wp:posOffset>
             </wp:positionV>
-            <wp:extent cx="5382260" cy="5915660"/>
-            <wp:effectExtent l="0" t="0" r="8890" b="8890"/>
+            <wp:extent cx="7256189" cy="2224585"/>
+            <wp:effectExtent l="0" t="0" r="1905" b="4445"/>
             <wp:wrapTight wrapText="bothSides">
               <wp:wrapPolygon edited="0">
                 <wp:start x="0" y="0"/>
-                <wp:lineTo x="0" y="21563"/>
-                <wp:lineTo x="21559" y="21563"/>
-                <wp:lineTo x="21559" y="0"/>
+                <wp:lineTo x="0" y="21458"/>
+                <wp:lineTo x="21549" y="21458"/>
+                <wp:lineTo x="21549" y="0"/>
                 <wp:lineTo x="0" y="0"/>
               </wp:wrapPolygon>
             </wp:wrapTight>
-            <wp:docPr id="572673061" name="Imagen 1"/>
+            <wp:docPr id="1928453807" name="Imagen 2"/>
             <wp:cNvGraphicFramePr>
               <a:graphicFrameLocks xmlns:a="http://schemas.openxmlformats.org/drawingml/2006/main" noChangeAspect="1"/>
             </wp:cNvGraphicFramePr>
@@ -604,111 +975,36 @@
               <a:graphicData uri="http://schemas.openxmlformats.org/drawingml/2006/picture">
                 <pic:pic xmlns:pic="http://schemas.openxmlformats.org/drawingml/2006/picture">
                   <pic:nvPicPr>
-                    <pic:cNvPr id="572673061" name=""/>
-                    <pic:cNvPicPr/>
+                    <pic:cNvPr id="0" name="Picture 1"/>
+                    <pic:cNvPicPr>
+                      <a:picLocks noChangeAspect="1" noChangeArrowheads="1"/>
+                    </pic:cNvPicPr>
                   </pic:nvPicPr>
                   <pic:blipFill>
-                    <a:blip r:embed="rId9">
+                    <a:blip r:embed="rId8">
                       <a:extLst>
                         <a:ext uri="{28A0092B-C50C-407E-A947-70E740481C1C}">
                           <a14:useLocalDpi xmlns:a14="http://schemas.microsoft.com/office/drawing/2010/main" val="0"/>
                         </a:ext>
                       </a:extLst>
                     </a:blip>
+                    <a:srcRect/>
                     <a:stretch>
                       <a:fillRect/>
                     </a:stretch>
                   </pic:blipFill>
-                  <pic:spPr>
+                  <pic:spPr bwMode="auto">
                     <a:xfrm>
                       <a:off x="0" y="0"/>
-                      <a:ext cx="5382260" cy="5915660"/>
+                      <a:ext cx="7256189" cy="2224585"/>
                     </a:xfrm>
                     <a:prstGeom prst="rect">
                       <a:avLst/>
                     </a:prstGeom>
-                  </pic:spPr>
-                </pic:pic>
-              </a:graphicData>
-            </a:graphic>
-          </wp:anchor>
-        </w:drawing>
-      </w:r>
-      <w:r>
-        <w:t xml:space="preserve">Por medio de funciones declaradas en </w:t>
-      </w:r>
-      <w:proofErr w:type="spellStart"/>
-      <w:r>
-        <w:t>mainwindow</w:t>
-      </w:r>
-      <w:proofErr w:type="spellEnd"/>
-      <w:r>
-        <w:t>, se implementaron en el archivo .</w:t>
-      </w:r>
-      <w:proofErr w:type="spellStart"/>
-      <w:r>
-        <w:t>cpp</w:t>
-      </w:r>
-      <w:proofErr w:type="spellEnd"/>
-      <w:r>
-        <w:t xml:space="preserve"> para su posterior uso y definición de estructuración.</w:t>
-      </w:r>
-    </w:p>
-    <w:p/>
-    <w:p/>
-    <w:p>
-      <w:r>
-        <w:drawing>
-          <wp:anchor distT="0" distB="0" distL="114300" distR="114300" simplePos="0" relativeHeight="251664384" behindDoc="1" locked="0" layoutInCell="1" allowOverlap="1" wp14:anchorId="115BBECB" wp14:editId="753B6551">
-            <wp:simplePos x="0" y="0"/>
-            <wp:positionH relativeFrom="column">
-              <wp:posOffset>-329811</wp:posOffset>
-            </wp:positionH>
-            <wp:positionV relativeFrom="paragraph">
-              <wp:posOffset>915888</wp:posOffset>
-            </wp:positionV>
-            <wp:extent cx="6548120" cy="4940300"/>
-            <wp:effectExtent l="0" t="0" r="5080" b="0"/>
-            <wp:wrapTight wrapText="bothSides">
-              <wp:wrapPolygon edited="0">
-                <wp:start x="0" y="0"/>
-                <wp:lineTo x="0" y="21489"/>
-                <wp:lineTo x="21554" y="21489"/>
-                <wp:lineTo x="21554" y="0"/>
-                <wp:lineTo x="0" y="0"/>
-              </wp:wrapPolygon>
-            </wp:wrapTight>
-            <wp:docPr id="1959726185" name="Imagen 1"/>
-            <wp:cNvGraphicFramePr>
-              <a:graphicFrameLocks xmlns:a="http://schemas.openxmlformats.org/drawingml/2006/main" noChangeAspect="1"/>
-            </wp:cNvGraphicFramePr>
-            <a:graphic xmlns:a="http://schemas.openxmlformats.org/drawingml/2006/main">
-              <a:graphicData uri="http://schemas.openxmlformats.org/drawingml/2006/picture">
-                <pic:pic xmlns:pic="http://schemas.openxmlformats.org/drawingml/2006/picture">
-                  <pic:nvPicPr>
-                    <pic:cNvPr id="1959726185" name=""/>
-                    <pic:cNvPicPr/>
-                  </pic:nvPicPr>
-                  <pic:blipFill>
-                    <a:blip r:embed="rId10">
-                      <a:extLst>
-                        <a:ext uri="{28A0092B-C50C-407E-A947-70E740481C1C}">
-                          <a14:useLocalDpi xmlns:a14="http://schemas.microsoft.com/office/drawing/2010/main" val="0"/>
-                        </a:ext>
-                      </a:extLst>
-                    </a:blip>
-                    <a:stretch>
-                      <a:fillRect/>
-                    </a:stretch>
-                  </pic:blipFill>
-                  <pic:spPr>
-                    <a:xfrm>
-                      <a:off x="0" y="0"/>
-                      <a:ext cx="6548120" cy="4940300"/>
-                    </a:xfrm>
-                    <a:prstGeom prst="rect">
-                      <a:avLst/>
-                    </a:prstGeom>
+                    <a:noFill/>
+                    <a:ln>
+                      <a:noFill/>
+                    </a:ln>
                   </pic:spPr>
                 </pic:pic>
               </a:graphicData>
@@ -723,120 +1019,10 @@
         </w:drawing>
       </w:r>
       <w:r>
-        <w:br w:type="page"/>
-      </w:r>
-    </w:p>
-    <w:p>
-      <w:pPr>
-        <w:pStyle w:val="Ttulo1"/>
-      </w:pPr>
-      <w:r>
-        <w:lastRenderedPageBreak/>
-        <w:t>Problema #</w:t>
-      </w:r>
-      <w:r>
-        <w:t>4</w:t>
-      </w:r>
-      <w:r>
-        <w:t xml:space="preserve"> </w:t>
-      </w:r>
-      <w:r>
-        <w:t>Tomar valores sin repetirse y contar valores según el dato</w:t>
-      </w:r>
-    </w:p>
-    <w:p>
-      <w:r>
-        <w:t xml:space="preserve">Para algunas funciones o instrucciones para el programa era necesario recorrer los vectores y tomar los valores únicos, pero sin repetirse además de algunas partes del proyecto pedían implementar funciones para contar cuantos médicos estaban por categoría sabiendo que hay mas de 1 </w:t>
-      </w:r>
-      <w:proofErr w:type="spellStart"/>
-      <w:r>
-        <w:t>categoria</w:t>
-      </w:r>
-      <w:proofErr w:type="spellEnd"/>
-      <w:r>
-        <w:t xml:space="preserve"> existente.</w:t>
-      </w:r>
-    </w:p>
-    <w:p>
-      <w:pPr>
-        <w:pStyle w:val="Ttulo2"/>
-      </w:pPr>
-      <w:r>
-        <w:t>solución:</w:t>
-      </w:r>
-    </w:p>
-    <w:p>
-      <w:r>
-        <w:t>Por</w:t>
-      </w:r>
-      <w:r>
-        <w:t xml:space="preserve"> medio de la función </w:t>
-      </w:r>
-      <w:r>
-        <w:rPr>
-          <w:i/>
-          <w:iCs/>
-        </w:rPr>
-        <w:t>SET&lt;&gt;</w:t>
-      </w:r>
-      <w:r>
-        <w:t xml:space="preserve"> que guarda valores únicos sin </w:t>
-      </w:r>
-      <w:proofErr w:type="gramStart"/>
-      <w:r>
-        <w:t>repetirse  y</w:t>
-      </w:r>
-      <w:proofErr w:type="gramEnd"/>
-      <w:r>
-        <w:t xml:space="preserve"> </w:t>
-      </w:r>
-      <w:proofErr w:type="spellStart"/>
-      <w:r>
-        <w:t>map</w:t>
-      </w:r>
-      <w:proofErr w:type="spellEnd"/>
-      <w:r>
-        <w:t xml:space="preserve">&lt;&gt; para conteo según su valor de identificación se logró solucionar el problema </w:t>
-      </w:r>
-    </w:p>
-    <w:p/>
-    <w:p>
-      <w:r>
-        <w:drawing>
-          <wp:inline distT="0" distB="0" distL="0" distR="0" wp14:anchorId="7C78483B" wp14:editId="3E1B8EF8">
-            <wp:extent cx="5612130" cy="3815080"/>
-            <wp:effectExtent l="0" t="0" r="7620" b="0"/>
-            <wp:docPr id="2092460732" name="Imagen 1"/>
-            <wp:cNvGraphicFramePr>
-              <a:graphicFrameLocks xmlns:a="http://schemas.openxmlformats.org/drawingml/2006/main" noChangeAspect="1"/>
-            </wp:cNvGraphicFramePr>
-            <a:graphic xmlns:a="http://schemas.openxmlformats.org/drawingml/2006/main">
-              <a:graphicData uri="http://schemas.openxmlformats.org/drawingml/2006/picture">
-                <pic:pic xmlns:pic="http://schemas.openxmlformats.org/drawingml/2006/picture">
-                  <pic:nvPicPr>
-                    <pic:cNvPr id="2092460732" name=""/>
-                    <pic:cNvPicPr/>
-                  </pic:nvPicPr>
-                  <pic:blipFill>
-                    <a:blip r:embed="rId11"/>
-                    <a:stretch>
-                      <a:fillRect/>
-                    </a:stretch>
-                  </pic:blipFill>
-                  <pic:spPr>
-                    <a:xfrm>
-                      <a:off x="0" y="0"/>
-                      <a:ext cx="5612130" cy="3815080"/>
-                    </a:xfrm>
-                    <a:prstGeom prst="rect">
-                      <a:avLst/>
-                    </a:prstGeom>
-                  </pic:spPr>
-                </pic:pic>
-              </a:graphicData>
-            </a:graphic>
-          </wp:inline>
-        </w:drawing>
+        <w:t>&lt;DIV&gt; funcionando como contenedores y que tuviera estilos según como estaba estructurado</w:t>
+      </w:r>
+      <w:r>
+        <w:t xml:space="preserve"> &lt;Div&gt; Contenedor -&gt; &lt;Div&gt; -&gt; carta de Tipo de Prioridad, cada uno de manera horizontal y con su propio estilo según el nivel de Prioridad</w:t>
       </w:r>
     </w:p>
     <w:sectPr>
@@ -1249,7 +1435,7 @@
   <w:style w:type="paragraph" w:default="1" w:styleId="Normal">
     <w:name w:val="Normal"/>
     <w:qFormat/>
-    <w:rsid w:val="002C36B9"/>
+    <w:rsid w:val="0038130D"/>
   </w:style>
   <w:style w:type="paragraph" w:styleId="Ttulo1">
     <w:name w:val="heading 1"/>
@@ -1300,7 +1486,6 @@
     <w:next w:val="Normal"/>
     <w:link w:val="Ttulo3Car"/>
     <w:uiPriority w:val="9"/>
-    <w:semiHidden/>
     <w:unhideWhenUsed/>
     <w:qFormat/>
     <w:rsid w:val="00343163"/>
@@ -1507,7 +1692,6 @@
     <w:basedOn w:val="Fuentedeprrafopredeter"/>
     <w:link w:val="Ttulo3"/>
     <w:uiPriority w:val="9"/>
-    <w:semiHidden/>
     <w:rsid w:val="00343163"/>
     <w:rPr>
       <w:rFonts w:eastAsiaTheme="majorEastAsia" w:cstheme="majorBidi"/>
